--- a/templates/QTECH_cambio_mansione_dip.docx
+++ b/templates/QTECH_cambio_mansione_dip.docx
@@ -24,6 +24,12 @@
           <w:lang w:eastAsia="en-US"/>
         </w:rPr>
         <w:t xml:space="preserve">Egregio Sig. </w:t>
+      </w:r>
+      <w:r>
+        <w:rPr>
+          <w:lang w:eastAsia="en-US"/>
+        </w:rPr>
+        <w:t>{{</w:t>
       </w:r>
       <w:r>
         <w:rPr>
@@ -36,6 +42,12 @@
         <w:rPr>
           <w:lang w:eastAsia="en-US"/>
         </w:rPr>
+        <w:t>}}</w:t>
+      </w:r>
+      <w:r>
+        <w:rPr>
+          <w:lang w:eastAsia="en-US"/>
+        </w:rPr>
         <w:t>,</w:t>
       </w:r>
     </w:p>
@@ -98,6 +110,12 @@
           <w:lang w:eastAsia="en-US"/>
         </w:rPr>
         <w:t xml:space="preserve">Con la presente, Le comunichiamo che, a decorrere dal </w:t>
+      </w:r>
+      <w:r>
+        <w:rPr>
+          <w:lang w:eastAsia="en-US"/>
+        </w:rPr>
+        <w:t>{{</w:t>
       </w:r>
       <w:r>
         <w:rPr>
@@ -115,7 +133,12 @@
       </w:r>
       <w:r>
         <w:rPr>
-          <w:highlight w:val="yellow"/>
+          <w:lang w:eastAsia="en-US"/>
+        </w:rPr>
+        <w:t>}}</w:t>
+      </w:r>
+      <w:r>
+        <w:rPr>
           <w:lang w:eastAsia="en-US"/>
         </w:rPr>
         <w:t>,</w:t>
@@ -128,6 +151,12 @@
       </w:r>
       <w:r>
         <w:rPr>
+          <w:lang w:eastAsia="en-US"/>
+        </w:rPr>
+        <w:t>{{</w:t>
+      </w:r>
+      <w:r>
+        <w:rPr>
           <w:b/>
           <w:bCs/>
           <w:highlight w:val="yellow"/>
@@ -137,7 +166,14 @@
       </w:r>
       <w:r>
         <w:rPr>
-          <w:highlight w:val="yellow"/>
+          <w:b/>
+          <w:bCs/>
+          <w:lang w:eastAsia="en-US"/>
+        </w:rPr>
+        <w:t>}}</w:t>
+      </w:r>
+      <w:r>
+        <w:rPr>
           <w:lang w:eastAsia="en-US"/>
         </w:rPr>
         <w:t>.</w:t>
@@ -190,6 +226,12 @@
           <w:lang w:eastAsia="en-US"/>
         </w:rPr>
       </w:pPr>
+      <w:r>
+        <w:rPr>
+          <w:lang w:eastAsia="en-US"/>
+        </w:rPr>
+        <w:t>{{</w:t>
+      </w:r>
       <w:r>
         <w:rPr>
           <w:highlight w:val="yellow"/>
@@ -203,6 +245,12 @@
           <w:lang w:eastAsia="en-US"/>
         </w:rPr>
         <w:t>6</w:t>
+      </w:r>
+      <w:r>
+        <w:rPr>
+          <w:lang w:eastAsia="en-US"/>
+        </w:rPr>
+        <w:t>}}</w:t>
       </w:r>
       <w:r>
         <w:rPr>
@@ -484,7 +532,7 @@
         </mc:Choice>
         <mc:Fallback>
           <w:pict>
-            <v:line w14:anchorId="7CE24011" id="Line 14" o:spid="_x0000_s1026" style="position:absolute;flip:y;z-index:251656704;visibility:visible;mso-wrap-style:square;mso-width-percent:0;mso-height-percent:0;mso-wrap-distance-left:9pt;mso-wrap-distance-top:0;mso-wrap-distance-right:9pt;mso-wrap-distance-bottom:0;mso-position-horizontal:absolute;mso-position-horizontal-relative:text;mso-position-vertical:absolute;mso-position-vertical-relative:text;mso-width-percent:0;mso-height-percent:0;mso-width-relative:page;mso-height-relative:page" from="-23pt,-3.45pt" to="500.5pt,-3.45pt" o:gfxdata="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" strokecolor="#7f7f7f"/>
+            <v:line w14:anchorId="1A5C5AC7" id="Line 14" o:spid="_x0000_s1026" style="position:absolute;flip:y;z-index:251656704;visibility:visible;mso-wrap-style:square;mso-width-percent:0;mso-height-percent:0;mso-wrap-distance-left:9pt;mso-wrap-distance-top:0;mso-wrap-distance-right:9pt;mso-wrap-distance-bottom:0;mso-position-horizontal:absolute;mso-position-horizontal-relative:text;mso-position-vertical:absolute;mso-position-vertical-relative:text;mso-width-percent:0;mso-height-percent:0;mso-width-relative:page;mso-height-relative:page" from="-23pt,-3.45pt" to="500.5pt,-3.45pt" o:gfxdata="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" strokecolor="#7f7f7f"/>
           </w:pict>
         </mc:Fallback>
       </mc:AlternateContent>
@@ -1503,7 +1551,7 @@
         </mc:Choice>
         <mc:Fallback>
           <w:pict>
-            <v:line w14:anchorId="7B599AC0" id="Line 15" o:spid="_x0000_s1026" style="position:absolute;z-index:251657728;visibility:visible;mso-wrap-style:square;mso-width-percent:0;mso-height-percent:0;mso-wrap-distance-left:9pt;mso-wrap-distance-top:0;mso-wrap-distance-right:9pt;mso-wrap-distance-bottom:0;mso-position-horizontal:absolute;mso-position-horizontal-relative:text;mso-position-vertical:absolute;mso-position-vertical-relative:text;mso-width-percent:0;mso-height-percent:0;mso-width-relative:page;mso-height-relative:page" from="-18.55pt,9.7pt" to="504.2pt,10.45pt" o:gfxdata="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" strokecolor="#7f7f7f" strokeweight="1pt"/>
+            <v:line w14:anchorId="55161090" id="Line 15" o:spid="_x0000_s1026" style="position:absolute;z-index:251657728;visibility:visible;mso-wrap-style:square;mso-width-percent:0;mso-height-percent:0;mso-wrap-distance-left:9pt;mso-wrap-distance-top:0;mso-wrap-distance-right:9pt;mso-wrap-distance-bottom:0;mso-position-horizontal:absolute;mso-position-horizontal-relative:text;mso-position-vertical:absolute;mso-position-vertical-relative:text;mso-width-percent:0;mso-height-percent:0;mso-width-relative:page;mso-height-relative:page" from="-18.55pt,9.7pt" to="504.2pt,10.45pt" o:gfxdata="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" strokecolor="#7f7f7f" strokeweight="1pt"/>
           </w:pict>
         </mc:Fallback>
       </mc:AlternateContent>
